--- a/Nitya_Laptop/MB Section/5- SIO -EC Requirement and Post Power Btn Pressed/About Signal/SYSON & SUSP/1- SLP_S4# aur SLP_S3#.docx
+++ b/Nitya_Laptop/MB Section/5- SIO -EC Requirement and Post Power Btn Pressed/About Signal/SYSON & SUSP/1- SLP_S4# aur SLP_S3#.docx
@@ -1,6 +1,6 @@
 
 <file path=word/document.xml><?xml version="1.0" encoding="utf-8"?>
-<w:document xmlns:wpc="http://schemas.microsoft.com/office/word/2010/wordprocessingCanvas" xmlns:cx="http://schemas.microsoft.com/office/drawing/2014/chartex" xmlns:cx1="http://schemas.microsoft.com/office/drawing/2015/9/8/chartex" xmlns:cx2="http://schemas.microsoft.com/office/drawing/2015/10/21/chartex" xmlns:cx3="http://schemas.microsoft.com/office/drawing/2016/5/9/chartex" xmlns:cx4="http://schemas.microsoft.com/office/drawing/2016/5/10/chartex" xmlns:cx5="http://schemas.microsoft.com/office/drawing/2016/5/11/chartex" xmlns:cx6="http://schemas.microsoft.com/office/drawing/2016/5/12/chartex" xmlns:cx7="http://schemas.microsoft.com/office/drawing/2016/5/13/chartex" xmlns:cx8="http://schemas.microsoft.com/office/drawing/2016/5/14/chartex" xmlns:mc="http://schemas.openxmlformats.org/markup-compatibility/2006" xmlns:aink="http://schemas.microsoft.com/office/drawing/2016/ink" xmlns:am3d="http://schemas.microsoft.com/office/drawing/2017/model3d" xmlns:o="urn:schemas-microsoft-com:office:office" xmlns:r="http://schemas.openxmlformats.org/officeDocument/2006/relationships" xmlns:m="http://schemas.openxmlformats.org/officeDocument/2006/math" xmlns:v="urn:schemas-microsoft-com:vml" xmlns:wp14="http://schemas.microsoft.com/office/word/2010/wordprocessingDrawing" xmlns:wp="http://schemas.openxmlformats.org/drawingml/2006/wordprocessingDrawing" xmlns:w10="urn:schemas-microsoft-com:office:word" xmlns:w="http://schemas.openxmlformats.org/wordprocessingml/2006/main" xmlns:w14="http://schemas.microsoft.com/office/word/2010/wordml" xmlns:w15="http://schemas.microsoft.com/office/word/2012/wordml" xmlns:w16cex="http://schemas.microsoft.com/office/word/2018/wordml/cex" xmlns:w16cid="http://schemas.microsoft.com/office/word/2016/wordml/cid" xmlns:w16="http://schemas.microsoft.com/office/word/2018/wordml" xmlns:w16sdtdh="http://schemas.microsoft.com/office/word/2020/wordml/sdtdatahash" xmlns:w16se="http://schemas.microsoft.com/office/word/2015/wordml/symex" xmlns:wpg="http://schemas.microsoft.com/office/word/2010/wordprocessingGroup" xmlns:wpi="http://schemas.microsoft.com/office/word/2010/wordprocessingInk" xmlns:wne="http://schemas.microsoft.com/office/word/2006/wordml" xmlns:wps="http://schemas.microsoft.com/office/word/2010/wordprocessingShape" mc:Ignorable="w14 w15 w16se w16cid w16 w16cex w16sdtdh wp14">
+<w:document xmlns:wpc="http://schemas.microsoft.com/office/word/2010/wordprocessingCanvas" xmlns:cx="http://schemas.microsoft.com/office/drawing/2014/chartex" xmlns:cx1="http://schemas.microsoft.com/office/drawing/2015/9/8/chartex" xmlns:cx2="http://schemas.microsoft.com/office/drawing/2015/10/21/chartex" xmlns:cx3="http://schemas.microsoft.com/office/drawing/2016/5/9/chartex" xmlns:cx4="http://schemas.microsoft.com/office/drawing/2016/5/10/chartex" xmlns:cx5="http://schemas.microsoft.com/office/drawing/2016/5/11/chartex" xmlns:cx6="http://schemas.microsoft.com/office/drawing/2016/5/12/chartex" xmlns:cx7="http://schemas.microsoft.com/office/drawing/2016/5/13/chartex" xmlns:cx8="http://schemas.microsoft.com/office/drawing/2016/5/14/chartex" xmlns:mc="http://schemas.openxmlformats.org/markup-compatibility/2006" xmlns:aink="http://schemas.microsoft.com/office/drawing/2016/ink" xmlns:am3d="http://schemas.microsoft.com/office/drawing/2017/model3d" xmlns:o="urn:schemas-microsoft-com:office:office" xmlns:oel="http://schemas.microsoft.com/office/2019/extlst" xmlns:r="http://schemas.openxmlformats.org/officeDocument/2006/relationships" xmlns:m="http://schemas.openxmlformats.org/officeDocument/2006/math" xmlns:v="urn:schemas-microsoft-com:vml" xmlns:wp14="http://schemas.microsoft.com/office/word/2010/wordprocessingDrawing" xmlns:wp="http://schemas.openxmlformats.org/drawingml/2006/wordprocessingDrawing" xmlns:w10="urn:schemas-microsoft-com:office:word" xmlns:w="http://schemas.openxmlformats.org/wordprocessingml/2006/main" xmlns:w14="http://schemas.microsoft.com/office/word/2010/wordml" xmlns:w15="http://schemas.microsoft.com/office/word/2012/wordml" xmlns:w16cex="http://schemas.microsoft.com/office/word/2018/wordml/cex" xmlns:w16cid="http://schemas.microsoft.com/office/word/2016/wordml/cid" xmlns:w16="http://schemas.microsoft.com/office/word/2018/wordml" xmlns:w16sdtdh="http://schemas.microsoft.com/office/word/2020/wordml/sdtdatahash" xmlns:w16se="http://schemas.microsoft.com/office/word/2015/wordml/symex" xmlns:wpg="http://schemas.microsoft.com/office/word/2010/wordprocessingGroup" xmlns:wpi="http://schemas.microsoft.com/office/word/2010/wordprocessingInk" xmlns:wne="http://schemas.microsoft.com/office/word/2006/wordml" xmlns:wps="http://schemas.microsoft.com/office/word/2010/wordprocessingShape" mc:Ignorable="w14 w15 w16se w16cid w16 w16cex w16sdtdh wp14">
   <w:body>
     <w:p>
       <w:pPr>
@@ -1816,6 +1816,7 @@
       <w:r>
         <w:rPr>
           <w:rFonts w:ascii="Courier New" w:hAnsi="Courier New" w:cs="Courier New"/>
+          <w:noProof/>
         </w:rPr>
         <w:lastRenderedPageBreak/>
         <w:drawing>
@@ -2392,6 +2393,122 @@
           <w:rFonts w:ascii="Courier New" w:hAnsi="Courier New" w:cs="Courier New"/>
         </w:rPr>
       </w:pPr>
+      <w:r>
+        <w:rPr>
+          <w:rFonts w:ascii="Courier New" w:hAnsi="Courier New" w:cs="Courier New"/>
+        </w:rPr>
+        <w:t xml:space="preserve">  </w:t>
+      </w:r>
+      <w:r>
+        <w:rPr>
+          <w:rFonts w:ascii="Courier New" w:hAnsi="Courier New" w:cs="Courier New"/>
+          <w:b/>
+          <w:bCs/>
+        </w:rPr>
+        <w:t>+1.0VALW</w:t>
+      </w:r>
+      <w:r>
+        <w:rPr>
+          <w:rFonts w:ascii="Courier New" w:hAnsi="Courier New" w:cs="Courier New"/>
+        </w:rPr>
+        <w:t xml:space="preserve"> → SoC ko "jagaye rakhti" hai (Always Domain). </w:t>
+      </w:r>
+    </w:p>
+    <w:p>
+      <w:pPr>
+        <w:spacing w:after="0"/>
+        <w:rPr>
+          <w:rFonts w:ascii="Courier New" w:hAnsi="Courier New" w:cs="Courier New"/>
+        </w:rPr>
+      </w:pPr>
+      <w:r>
+        <w:rPr>
+          <w:rFonts w:ascii="Courier New" w:hAnsi="Courier New" w:cs="Courier New"/>
+        </w:rPr>
+        <w:t xml:space="preserve">  </w:t>
+      </w:r>
+      <w:r>
+        <w:rPr>
+          <w:rFonts w:ascii="Courier New" w:hAnsi="Courier New" w:cs="Courier New"/>
+          <w:b/>
+          <w:bCs/>
+        </w:rPr>
+        <w:t>+1.05VS</w:t>
+      </w:r>
+      <w:r>
+        <w:rPr>
+          <w:rFonts w:ascii="Courier New" w:hAnsi="Courier New" w:cs="Courier New"/>
+        </w:rPr>
+        <w:t xml:space="preserve"> → SoC ka main processing section chalati hai.</w:t>
+      </w:r>
+    </w:p>
+    <w:p>
+      <w:pPr>
+        <w:spacing w:after="0"/>
+        <w:rPr>
+          <w:rFonts w:ascii="Courier New" w:hAnsi="Courier New" w:cs="Courier New"/>
+        </w:rPr>
+      </w:pPr>
+      <w:r>
+        <w:rPr>
+          <w:rFonts w:ascii="Courier New" w:hAnsi="Courier New" w:cs="Courier New"/>
+        </w:rPr>
+        <w:t>Bilkul waise hi:</w:t>
+      </w:r>
+    </w:p>
+    <w:p>
+      <w:pPr>
+        <w:numPr>
+          <w:ilvl w:val="0"/>
+          <w:numId w:val="5"/>
+        </w:numPr>
+        <w:spacing w:after="0"/>
+        <w:rPr>
+          <w:rFonts w:ascii="Courier New" w:hAnsi="Courier New" w:cs="Courier New"/>
+        </w:rPr>
+      </w:pPr>
+      <w:r>
+        <w:rPr>
+          <w:rFonts w:ascii="Courier New" w:hAnsi="Courier New" w:cs="Courier New"/>
+          <w:b/>
+          <w:bCs/>
+        </w:rPr>
+        <w:t>+1.0VALW = Always ON Power</w:t>
+      </w:r>
+      <w:r>
+        <w:rPr>
+          <w:rFonts w:ascii="Courier New" w:hAnsi="Courier New" w:cs="Courier New"/>
+        </w:rPr>
+        <w:t xml:space="preserve"> </w:t>
+      </w:r>
+    </w:p>
+    <w:p>
+      <w:pPr>
+        <w:numPr>
+          <w:ilvl w:val="0"/>
+          <w:numId w:val="5"/>
+        </w:numPr>
+        <w:spacing w:after="0"/>
+        <w:rPr>
+          <w:rFonts w:ascii="Courier New" w:hAnsi="Courier New" w:cs="Courier New"/>
+        </w:rPr>
+      </w:pPr>
+      <w:r>
+        <w:rPr>
+          <w:rFonts w:ascii="Courier New" w:hAnsi="Courier New" w:cs="Courier New"/>
+          <w:b/>
+          <w:bCs/>
+        </w:rPr>
+        <w:t>+1.05VS = Main Working Power</w:t>
+      </w:r>
+    </w:p>
+    <w:p>
+      <w:pPr>
+        <w:spacing w:after="0"/>
+        <w:rPr>
+          <w:rFonts w:ascii="Courier New" w:hAnsi="Courier New" w:cs="Courier New"/>
+        </w:rPr>
+      </w:pPr>
     </w:p>
     <w:sectPr>
       <w:pgSz w:w="12240" w:h="15840" w:code="1"/>
@@ -2404,7 +2521,7 @@
 </file>
 
 <file path=word/numbering.xml><?xml version="1.0" encoding="utf-8"?>
-<w:numbering xmlns:wpc="http://schemas.microsoft.com/office/word/2010/wordprocessingCanvas" xmlns:cx="http://schemas.microsoft.com/office/drawing/2014/chartex" xmlns:cx1="http://schemas.microsoft.com/office/drawing/2015/9/8/chartex" xmlns:cx2="http://schemas.microsoft.com/office/drawing/2015/10/21/chartex" xmlns:cx3="http://schemas.microsoft.com/office/drawing/2016/5/9/chartex" xmlns:cx4="http://schemas.microsoft.com/office/drawing/2016/5/10/chartex" xmlns:cx5="http://schemas.microsoft.com/office/drawing/2016/5/11/chartex" xmlns:cx6="http://schemas.microsoft.com/office/drawing/2016/5/12/chartex" xmlns:cx7="http://schemas.microsoft.com/office/drawing/2016/5/13/chartex" xmlns:cx8="http://schemas.microsoft.com/office/drawing/2016/5/14/chartex" xmlns:mc="http://schemas.openxmlformats.org/markup-compatibility/2006" xmlns:aink="http://schemas.microsoft.com/office/drawing/2016/ink" xmlns:am3d="http://schemas.microsoft.com/office/drawing/2017/model3d" xmlns:o="urn:schemas-microsoft-com:office:office" xmlns:r="http://schemas.openxmlformats.org/officeDocument/2006/relationships" xmlns:m="http://schemas.openxmlformats.org/officeDocument/2006/math" xmlns:v="urn:schemas-microsoft-com:vml" xmlns:wp14="http://schemas.microsoft.com/office/word/2010/wordprocessingDrawing" xmlns:wp="http://schemas.openxmlformats.org/drawingml/2006/wordprocessingDrawing" xmlns:w10="urn:schemas-microsoft-com:office:word" xmlns:w="http://schemas.openxmlformats.org/wordprocessingml/2006/main" xmlns:w14="http://schemas.microsoft.com/office/word/2010/wordml" xmlns:w15="http://schemas.microsoft.com/office/word/2012/wordml" xmlns:w16cex="http://schemas.microsoft.com/office/word/2018/wordml/cex" xmlns:w16cid="http://schemas.microsoft.com/office/word/2016/wordml/cid" xmlns:w16="http://schemas.microsoft.com/office/word/2018/wordml" xmlns:w16sdtdh="http://schemas.microsoft.com/office/word/2020/wordml/sdtdatahash" xmlns:w16se="http://schemas.microsoft.com/office/word/2015/wordml/symex" xmlns:wpg="http://schemas.microsoft.com/office/word/2010/wordprocessingGroup" xmlns:wpi="http://schemas.microsoft.com/office/word/2010/wordprocessingInk" xmlns:wne="http://schemas.microsoft.com/office/word/2006/wordml" xmlns:wps="http://schemas.microsoft.com/office/word/2010/wordprocessingShape" mc:Ignorable="w14 w15 w16se w16cid w16 w16cex w16sdtdh wp14">
+<w:numbering xmlns:wpc="http://schemas.microsoft.com/office/word/2010/wordprocessingCanvas" xmlns:cx="http://schemas.microsoft.com/office/drawing/2014/chartex" xmlns:cx1="http://schemas.microsoft.com/office/drawing/2015/9/8/chartex" xmlns:cx2="http://schemas.microsoft.com/office/drawing/2015/10/21/chartex" xmlns:cx3="http://schemas.microsoft.com/office/drawing/2016/5/9/chartex" xmlns:cx4="http://schemas.microsoft.com/office/drawing/2016/5/10/chartex" xmlns:cx5="http://schemas.microsoft.com/office/drawing/2016/5/11/chartex" xmlns:cx6="http://schemas.microsoft.com/office/drawing/2016/5/12/chartex" xmlns:cx7="http://schemas.microsoft.com/office/drawing/2016/5/13/chartex" xmlns:cx8="http://schemas.microsoft.com/office/drawing/2016/5/14/chartex" xmlns:mc="http://schemas.openxmlformats.org/markup-compatibility/2006" xmlns:aink="http://schemas.microsoft.com/office/drawing/2016/ink" xmlns:am3d="http://schemas.microsoft.com/office/drawing/2017/model3d" xmlns:o="urn:schemas-microsoft-com:office:office" xmlns:oel="http://schemas.microsoft.com/office/2019/extlst" xmlns:r="http://schemas.openxmlformats.org/officeDocument/2006/relationships" xmlns:m="http://schemas.openxmlformats.org/officeDocument/2006/math" xmlns:v="urn:schemas-microsoft-com:vml" xmlns:wp14="http://schemas.microsoft.com/office/word/2010/wordprocessingDrawing" xmlns:wp="http://schemas.openxmlformats.org/drawingml/2006/wordprocessingDrawing" xmlns:w10="urn:schemas-microsoft-com:office:word" xmlns:w="http://schemas.openxmlformats.org/wordprocessingml/2006/main" xmlns:w14="http://schemas.microsoft.com/office/word/2010/wordml" xmlns:w15="http://schemas.microsoft.com/office/word/2012/wordml" xmlns:w16cex="http://schemas.microsoft.com/office/word/2018/wordml/cex" xmlns:w16cid="http://schemas.microsoft.com/office/word/2016/wordml/cid" xmlns:w16="http://schemas.microsoft.com/office/word/2018/wordml" xmlns:w16sdtdh="http://schemas.microsoft.com/office/word/2020/wordml/sdtdatahash" xmlns:w16se="http://schemas.microsoft.com/office/word/2015/wordml/symex" xmlns:wpg="http://schemas.microsoft.com/office/word/2010/wordprocessingGroup" xmlns:wpi="http://schemas.microsoft.com/office/word/2010/wordprocessingInk" xmlns:wne="http://schemas.microsoft.com/office/word/2006/wordml" xmlns:wps="http://schemas.microsoft.com/office/word/2010/wordprocessingShape" mc:Ignorable="w14 w15 w16se w16cid w16 w16cex w16sdtdh wp14">
   <w:abstractNum w:abstractNumId="0" w15:restartNumberingAfterBreak="0">
     <w:nsid w:val="03451E24"/>
     <w:multiLevelType w:val="multilevel"/>
@@ -2704,6 +2821,155 @@
     </w:lvl>
   </w:abstractNum>
   <w:abstractNum w:abstractNumId="2" w15:restartNumberingAfterBreak="0">
+    <w:nsid w:val="299F75BD"/>
+    <w:multiLevelType w:val="multilevel"/>
+    <w:tmpl w:val="2EF490A4"/>
+    <w:lvl w:ilvl="0">
+      <w:start w:val="1"/>
+      <w:numFmt w:val="bullet"/>
+      <w:lvlText w:val=""/>
+      <w:lvlJc w:val="left"/>
+      <w:pPr>
+        <w:tabs>
+          <w:tab w:val="num" w:pos="720"/>
+        </w:tabs>
+        <w:ind w:left="720" w:hanging="360"/>
+      </w:pPr>
+      <w:rPr>
+        <w:rFonts w:ascii="Symbol" w:hAnsi="Symbol" w:hint="default"/>
+        <w:sz w:val="20"/>
+      </w:rPr>
+    </w:lvl>
+    <w:lvl w:ilvl="1" w:tentative="1">
+      <w:start w:val="1"/>
+      <w:numFmt w:val="bullet"/>
+      <w:lvlText w:val="o"/>
+      <w:lvlJc w:val="left"/>
+      <w:pPr>
+        <w:tabs>
+          <w:tab w:val="num" w:pos="1440"/>
+        </w:tabs>
+        <w:ind w:left="1440" w:hanging="360"/>
+      </w:pPr>
+      <w:rPr>
+        <w:rFonts w:ascii="Courier New" w:hAnsi="Courier New" w:hint="default"/>
+        <w:sz w:val="20"/>
+      </w:rPr>
+    </w:lvl>
+    <w:lvl w:ilvl="2" w:tentative="1">
+      <w:start w:val="1"/>
+      <w:numFmt w:val="bullet"/>
+      <w:lvlText w:val=""/>
+      <w:lvlJc w:val="left"/>
+      <w:pPr>
+        <w:tabs>
+          <w:tab w:val="num" w:pos="2160"/>
+        </w:tabs>
+        <w:ind w:left="2160" w:hanging="360"/>
+      </w:pPr>
+      <w:rPr>
+        <w:rFonts w:ascii="Wingdings" w:hAnsi="Wingdings" w:hint="default"/>
+        <w:sz w:val="20"/>
+      </w:rPr>
+    </w:lvl>
+    <w:lvl w:ilvl="3" w:tentative="1">
+      <w:start w:val="1"/>
+      <w:numFmt w:val="bullet"/>
+      <w:lvlText w:val=""/>
+      <w:lvlJc w:val="left"/>
+      <w:pPr>
+        <w:tabs>
+          <w:tab w:val="num" w:pos="2880"/>
+        </w:tabs>
+        <w:ind w:left="2880" w:hanging="360"/>
+      </w:pPr>
+      <w:rPr>
+        <w:rFonts w:ascii="Wingdings" w:hAnsi="Wingdings" w:hint="default"/>
+        <w:sz w:val="20"/>
+      </w:rPr>
+    </w:lvl>
+    <w:lvl w:ilvl="4" w:tentative="1">
+      <w:start w:val="1"/>
+      <w:numFmt w:val="bullet"/>
+      <w:lvlText w:val=""/>
+      <w:lvlJc w:val="left"/>
+      <w:pPr>
+        <w:tabs>
+          <w:tab w:val="num" w:pos="3600"/>
+        </w:tabs>
+        <w:ind w:left="3600" w:hanging="360"/>
+      </w:pPr>
+      <w:rPr>
+        <w:rFonts w:ascii="Wingdings" w:hAnsi="Wingdings" w:hint="default"/>
+        <w:sz w:val="20"/>
+      </w:rPr>
+    </w:lvl>
+    <w:lvl w:ilvl="5" w:tentative="1">
+      <w:start w:val="1"/>
+      <w:numFmt w:val="bullet"/>
+      <w:lvlText w:val=""/>
+      <w:lvlJc w:val="left"/>
+      <w:pPr>
+        <w:tabs>
+          <w:tab w:val="num" w:pos="4320"/>
+        </w:tabs>
+        <w:ind w:left="4320" w:hanging="360"/>
+      </w:pPr>
+      <w:rPr>
+        <w:rFonts w:ascii="Wingdings" w:hAnsi="Wingdings" w:hint="default"/>
+        <w:sz w:val="20"/>
+      </w:rPr>
+    </w:lvl>
+    <w:lvl w:ilvl="6" w:tentative="1">
+      <w:start w:val="1"/>
+      <w:numFmt w:val="bullet"/>
+      <w:lvlText w:val=""/>
+      <w:lvlJc w:val="left"/>
+      <w:pPr>
+        <w:tabs>
+          <w:tab w:val="num" w:pos="5040"/>
+        </w:tabs>
+        <w:ind w:left="5040" w:hanging="360"/>
+      </w:pPr>
+      <w:rPr>
+        <w:rFonts w:ascii="Wingdings" w:hAnsi="Wingdings" w:hint="default"/>
+        <w:sz w:val="20"/>
+      </w:rPr>
+    </w:lvl>
+    <w:lvl w:ilvl="7" w:tentative="1">
+      <w:start w:val="1"/>
+      <w:numFmt w:val="bullet"/>
+      <w:lvlText w:val=""/>
+      <w:lvlJc w:val="left"/>
+      <w:pPr>
+        <w:tabs>
+          <w:tab w:val="num" w:pos="5760"/>
+        </w:tabs>
+        <w:ind w:left="5760" w:hanging="360"/>
+      </w:pPr>
+      <w:rPr>
+        <w:rFonts w:ascii="Wingdings" w:hAnsi="Wingdings" w:hint="default"/>
+        <w:sz w:val="20"/>
+      </w:rPr>
+    </w:lvl>
+    <w:lvl w:ilvl="8" w:tentative="1">
+      <w:start w:val="1"/>
+      <w:numFmt w:val="bullet"/>
+      <w:lvlText w:val=""/>
+      <w:lvlJc w:val="left"/>
+      <w:pPr>
+        <w:tabs>
+          <w:tab w:val="num" w:pos="6480"/>
+        </w:tabs>
+        <w:ind w:left="6480" w:hanging="360"/>
+      </w:pPr>
+      <w:rPr>
+        <w:rFonts w:ascii="Wingdings" w:hAnsi="Wingdings" w:hint="default"/>
+        <w:sz w:val="20"/>
+      </w:rPr>
+    </w:lvl>
+  </w:abstractNum>
+  <w:abstractNum w:abstractNumId="3" w15:restartNumberingAfterBreak="0">
     <w:nsid w:val="51F84DEA"/>
     <w:multiLevelType w:val="multilevel"/>
     <w:tmpl w:val="99DE89F6"/>
@@ -2852,7 +3118,7 @@
       </w:rPr>
     </w:lvl>
   </w:abstractNum>
-  <w:abstractNum w:abstractNumId="3" w15:restartNumberingAfterBreak="0">
+  <w:abstractNum w:abstractNumId="4" w15:restartNumberingAfterBreak="0">
     <w:nsid w:val="5A390735"/>
     <w:multiLevelType w:val="multilevel"/>
     <w:tmpl w:val="6E0C5058"/>
@@ -3001,17 +3267,20 @@
       </w:rPr>
     </w:lvl>
   </w:abstractNum>
-  <w:num w:numId="1">
-    <w:abstractNumId w:val="2"/>
-  </w:num>
-  <w:num w:numId="2">
+  <w:num w:numId="1" w16cid:durableId="1254129430">
     <w:abstractNumId w:val="3"/>
   </w:num>
-  <w:num w:numId="3">
+  <w:num w:numId="2" w16cid:durableId="775750834">
+    <w:abstractNumId w:val="4"/>
+  </w:num>
+  <w:num w:numId="3" w16cid:durableId="1586376990">
     <w:abstractNumId w:val="1"/>
   </w:num>
-  <w:num w:numId="4">
+  <w:num w:numId="4" w16cid:durableId="135151062">
     <w:abstractNumId w:val="0"/>
+  </w:num>
+  <w:num w:numId="5" w16cid:durableId="893083893">
+    <w:abstractNumId w:val="2"/>
   </w:num>
 </w:numbering>
 </file>
@@ -3462,7 +3731,6 @@
   <w:style w:type="character" w:default="1" w:styleId="DefaultParagraphFont">
     <w:name w:val="Default Paragraph Font"/>
     <w:uiPriority w:val="1"/>
-    <w:semiHidden/>
     <w:unhideWhenUsed/>
   </w:style>
   <w:style w:type="table" w:default="1" w:styleId="TableNormal">

--- a/Nitya_Laptop/MB Section/5- SIO -EC Requirement and Post Power Btn Pressed/About Signal/SYSON & SUSP/1- SLP_S4# aur SLP_S3#.docx
+++ b/Nitya_Laptop/MB Section/5- SIO -EC Requirement and Post Power Btn Pressed/About Signal/SYSON & SUSP/1- SLP_S4# aur SLP_S3#.docx
@@ -1,6 +1,6 @@
 
 <file path=word/document.xml><?xml version="1.0" encoding="utf-8"?>
-<w:document xmlns:wpc="http://schemas.microsoft.com/office/word/2010/wordprocessingCanvas" xmlns:cx="http://schemas.microsoft.com/office/drawing/2014/chartex" xmlns:cx1="http://schemas.microsoft.com/office/drawing/2015/9/8/chartex" xmlns:cx2="http://schemas.microsoft.com/office/drawing/2015/10/21/chartex" xmlns:cx3="http://schemas.microsoft.com/office/drawing/2016/5/9/chartex" xmlns:cx4="http://schemas.microsoft.com/office/drawing/2016/5/10/chartex" xmlns:cx5="http://schemas.microsoft.com/office/drawing/2016/5/11/chartex" xmlns:cx6="http://schemas.microsoft.com/office/drawing/2016/5/12/chartex" xmlns:cx7="http://schemas.microsoft.com/office/drawing/2016/5/13/chartex" xmlns:cx8="http://schemas.microsoft.com/office/drawing/2016/5/14/chartex" xmlns:mc="http://schemas.openxmlformats.org/markup-compatibility/2006" xmlns:aink="http://schemas.microsoft.com/office/drawing/2016/ink" xmlns:am3d="http://schemas.microsoft.com/office/drawing/2017/model3d" xmlns:o="urn:schemas-microsoft-com:office:office" xmlns:oel="http://schemas.microsoft.com/office/2019/extlst" xmlns:r="http://schemas.openxmlformats.org/officeDocument/2006/relationships" xmlns:m="http://schemas.openxmlformats.org/officeDocument/2006/math" xmlns:v="urn:schemas-microsoft-com:vml" xmlns:wp14="http://schemas.microsoft.com/office/word/2010/wordprocessingDrawing" xmlns:wp="http://schemas.openxmlformats.org/drawingml/2006/wordprocessingDrawing" xmlns:w10="urn:schemas-microsoft-com:office:word" xmlns:w="http://schemas.openxmlformats.org/wordprocessingml/2006/main" xmlns:w14="http://schemas.microsoft.com/office/word/2010/wordml" xmlns:w15="http://schemas.microsoft.com/office/word/2012/wordml" xmlns:w16cex="http://schemas.microsoft.com/office/word/2018/wordml/cex" xmlns:w16cid="http://schemas.microsoft.com/office/word/2016/wordml/cid" xmlns:w16="http://schemas.microsoft.com/office/word/2018/wordml" xmlns:w16sdtdh="http://schemas.microsoft.com/office/word/2020/wordml/sdtdatahash" xmlns:w16se="http://schemas.microsoft.com/office/word/2015/wordml/symex" xmlns:wpg="http://schemas.microsoft.com/office/word/2010/wordprocessingGroup" xmlns:wpi="http://schemas.microsoft.com/office/word/2010/wordprocessingInk" xmlns:wne="http://schemas.microsoft.com/office/word/2006/wordml" xmlns:wps="http://schemas.microsoft.com/office/word/2010/wordprocessingShape" mc:Ignorable="w14 w15 w16se w16cid w16 w16cex w16sdtdh wp14">
+<w:document xmlns:wpc="http://schemas.microsoft.com/office/word/2010/wordprocessingCanvas" xmlns:cx="http://schemas.microsoft.com/office/drawing/2014/chartex" xmlns:cx1="http://schemas.microsoft.com/office/drawing/2015/9/8/chartex" xmlns:cx2="http://schemas.microsoft.com/office/drawing/2015/10/21/chartex" xmlns:cx3="http://schemas.microsoft.com/office/drawing/2016/5/9/chartex" xmlns:cx4="http://schemas.microsoft.com/office/drawing/2016/5/10/chartex" xmlns:cx5="http://schemas.microsoft.com/office/drawing/2016/5/11/chartex" xmlns:cx6="http://schemas.microsoft.com/office/drawing/2016/5/12/chartex" xmlns:cx7="http://schemas.microsoft.com/office/drawing/2016/5/13/chartex" xmlns:cx8="http://schemas.microsoft.com/office/drawing/2016/5/14/chartex" xmlns:mc="http://schemas.openxmlformats.org/markup-compatibility/2006" xmlns:aink="http://schemas.microsoft.com/office/drawing/2016/ink" xmlns:am3d="http://schemas.microsoft.com/office/drawing/2017/model3d" xmlns:o="urn:schemas-microsoft-com:office:office" xmlns:r="http://schemas.openxmlformats.org/officeDocument/2006/relationships" xmlns:m="http://schemas.openxmlformats.org/officeDocument/2006/math" xmlns:v="urn:schemas-microsoft-com:vml" xmlns:wp14="http://schemas.microsoft.com/office/word/2010/wordprocessingDrawing" xmlns:wp="http://schemas.openxmlformats.org/drawingml/2006/wordprocessingDrawing" xmlns:w10="urn:schemas-microsoft-com:office:word" xmlns:w="http://schemas.openxmlformats.org/wordprocessingml/2006/main" xmlns:w14="http://schemas.microsoft.com/office/word/2010/wordml" xmlns:w15="http://schemas.microsoft.com/office/word/2012/wordml" xmlns:w16cex="http://schemas.microsoft.com/office/word/2018/wordml/cex" xmlns:w16cid="http://schemas.microsoft.com/office/word/2016/wordml/cid" xmlns:w16="http://schemas.microsoft.com/office/word/2018/wordml" xmlns:w16sdtdh="http://schemas.microsoft.com/office/word/2020/wordml/sdtdatahash" xmlns:w16se="http://schemas.microsoft.com/office/word/2015/wordml/symex" xmlns:wpg="http://schemas.microsoft.com/office/word/2010/wordprocessingGroup" xmlns:wpi="http://schemas.microsoft.com/office/word/2010/wordprocessingInk" xmlns:wne="http://schemas.microsoft.com/office/word/2006/wordml" xmlns:wps="http://schemas.microsoft.com/office/word/2010/wordprocessingShape" mc:Ignorable="w14 w15 w16se w16cid w16 w16cex w16sdtdh wp14">
   <w:body>
     <w:p>
       <w:pPr>
@@ -448,7 +448,7 @@
         <w:rPr>
           <w:rFonts w:ascii="Courier New" w:hAnsi="Courier New" w:cs="Courier New"/>
         </w:rPr>
-        <w:t>Output : 5V DC</w:t>
+        <w:t>Output: 5V DC</w:t>
       </w:r>
     </w:p>
     <w:p>
@@ -1870,14 +1870,24 @@
         <w:rPr>
           <w:b/>
           <w:bCs/>
-        </w:rPr>
-      </w:pPr>
-      <w:r>
-        <w:rPr>
-          <w:b/>
-          <w:bCs/>
           <w:highlight w:val="green"/>
         </w:rPr>
+      </w:pPr>
+    </w:p>
+    <w:p>
+      <w:pPr>
+        <w:pStyle w:val="Heading2"/>
+        <w:rPr>
+          <w:b/>
+          <w:bCs/>
+        </w:rPr>
+      </w:pPr>
+      <w:r>
+        <w:rPr>
+          <w:b/>
+          <w:bCs/>
+          <w:highlight w:val="green"/>
+        </w:rPr>
         <w:t>Main SoC Core Voltage (Power ON ke baad)</w:t>
       </w:r>
     </w:p>
@@ -1894,11 +1904,15 @@
         <w:spacing w:after="0"/>
         <w:rPr>
           <w:rFonts w:ascii="Courier New" w:hAnsi="Courier New" w:cs="Courier New"/>
-        </w:rPr>
-      </w:pPr>
-      <w:r>
-        <w:rPr>
-          <w:rFonts w:ascii="Courier New" w:hAnsi="Courier New" w:cs="Courier New"/>
+          <w:b/>
+          <w:bCs/>
+        </w:rPr>
+      </w:pPr>
+      <w:r>
+        <w:rPr>
+          <w:rFonts w:ascii="Courier New" w:hAnsi="Courier New" w:cs="Courier New"/>
+          <w:b/>
+          <w:bCs/>
         </w:rPr>
         <w:t>PWRBTN#</w:t>
       </w:r>
@@ -1908,11 +1922,15 @@
         <w:spacing w:after="0"/>
         <w:rPr>
           <w:rFonts w:ascii="Courier New" w:hAnsi="Courier New" w:cs="Courier New"/>
-        </w:rPr>
-      </w:pPr>
-      <w:r>
-        <w:rPr>
-          <w:rFonts w:ascii="Courier New" w:hAnsi="Courier New" w:cs="Courier New"/>
+          <w:b/>
+          <w:bCs/>
+        </w:rPr>
+      </w:pPr>
+      <w:r>
+        <w:rPr>
+          <w:rFonts w:ascii="Courier New" w:hAnsi="Courier New" w:cs="Courier New"/>
+          <w:b/>
+          <w:bCs/>
         </w:rPr>
         <w:t>↓</w:t>
       </w:r>
@@ -1922,11 +1940,15 @@
         <w:spacing w:after="0"/>
         <w:rPr>
           <w:rFonts w:ascii="Courier New" w:hAnsi="Courier New" w:cs="Courier New"/>
-        </w:rPr>
-      </w:pPr>
-      <w:r>
-        <w:rPr>
-          <w:rFonts w:ascii="Courier New" w:hAnsi="Courier New" w:cs="Courier New"/>
+          <w:b/>
+          <w:bCs/>
+        </w:rPr>
+      </w:pPr>
+      <w:r>
+        <w:rPr>
+          <w:rFonts w:ascii="Courier New" w:hAnsi="Courier New" w:cs="Courier New"/>
+          <w:b/>
+          <w:bCs/>
         </w:rPr>
         <w:t>RSMRST#</w:t>
       </w:r>
@@ -1936,11 +1958,15 @@
         <w:spacing w:after="0"/>
         <w:rPr>
           <w:rFonts w:ascii="Courier New" w:hAnsi="Courier New" w:cs="Courier New"/>
-        </w:rPr>
-      </w:pPr>
-      <w:r>
-        <w:rPr>
-          <w:rFonts w:ascii="Courier New" w:hAnsi="Courier New" w:cs="Courier New"/>
+          <w:b/>
+          <w:bCs/>
+        </w:rPr>
+      </w:pPr>
+      <w:r>
+        <w:rPr>
+          <w:rFonts w:ascii="Courier New" w:hAnsi="Courier New" w:cs="Courier New"/>
+          <w:b/>
+          <w:bCs/>
         </w:rPr>
         <w:t>↓</w:t>
       </w:r>
@@ -1950,11 +1976,15 @@
         <w:spacing w:after="0"/>
         <w:rPr>
           <w:rFonts w:ascii="Courier New" w:hAnsi="Courier New" w:cs="Courier New"/>
-        </w:rPr>
-      </w:pPr>
-      <w:r>
-        <w:rPr>
-          <w:rFonts w:ascii="Courier New" w:hAnsi="Courier New" w:cs="Courier New"/>
+          <w:b/>
+          <w:bCs/>
+        </w:rPr>
+      </w:pPr>
+      <w:r>
+        <w:rPr>
+          <w:rFonts w:ascii="Courier New" w:hAnsi="Courier New" w:cs="Courier New"/>
+          <w:b/>
+          <w:bCs/>
         </w:rPr>
         <w:t>SUSCLK</w:t>
       </w:r>
@@ -1964,11 +1994,15 @@
         <w:spacing w:after="0"/>
         <w:rPr>
           <w:rFonts w:ascii="Courier New" w:hAnsi="Courier New" w:cs="Courier New"/>
-        </w:rPr>
-      </w:pPr>
-      <w:r>
-        <w:rPr>
-          <w:rFonts w:ascii="Courier New" w:hAnsi="Courier New" w:cs="Courier New"/>
+          <w:b/>
+          <w:bCs/>
+        </w:rPr>
+      </w:pPr>
+      <w:r>
+        <w:rPr>
+          <w:rFonts w:ascii="Courier New" w:hAnsi="Courier New" w:cs="Courier New"/>
+          <w:b/>
+          <w:bCs/>
         </w:rPr>
         <w:t>↓</w:t>
       </w:r>
@@ -1978,11 +2012,15 @@
         <w:spacing w:after="0"/>
         <w:rPr>
           <w:rFonts w:ascii="Courier New" w:hAnsi="Courier New" w:cs="Courier New"/>
-        </w:rPr>
-      </w:pPr>
-      <w:r>
-        <w:rPr>
-          <w:rFonts w:ascii="Courier New" w:hAnsi="Courier New" w:cs="Courier New"/>
+          <w:b/>
+          <w:bCs/>
+        </w:rPr>
+      </w:pPr>
+      <w:r>
+        <w:rPr>
+          <w:rFonts w:ascii="Courier New" w:hAnsi="Courier New" w:cs="Courier New"/>
+          <w:b/>
+          <w:bCs/>
         </w:rPr>
         <w:t>SLP_S4#</w:t>
       </w:r>
@@ -1992,11 +2030,15 @@
         <w:spacing w:after="0"/>
         <w:rPr>
           <w:rFonts w:ascii="Courier New" w:hAnsi="Courier New" w:cs="Courier New"/>
-        </w:rPr>
-      </w:pPr>
-      <w:r>
-        <w:rPr>
-          <w:rFonts w:ascii="Courier New" w:hAnsi="Courier New" w:cs="Courier New"/>
+          <w:b/>
+          <w:bCs/>
+        </w:rPr>
+      </w:pPr>
+      <w:r>
+        <w:rPr>
+          <w:rFonts w:ascii="Courier New" w:hAnsi="Courier New" w:cs="Courier New"/>
+          <w:b/>
+          <w:bCs/>
         </w:rPr>
         <w:t>↓</w:t>
       </w:r>
@@ -2006,11 +2048,15 @@
         <w:spacing w:after="0"/>
         <w:rPr>
           <w:rFonts w:ascii="Courier New" w:hAnsi="Courier New" w:cs="Courier New"/>
-        </w:rPr>
-      </w:pPr>
-      <w:r>
-        <w:rPr>
-          <w:rFonts w:ascii="Courier New" w:hAnsi="Courier New" w:cs="Courier New"/>
+          <w:b/>
+          <w:bCs/>
+        </w:rPr>
+      </w:pPr>
+      <w:r>
+        <w:rPr>
+          <w:rFonts w:ascii="Courier New" w:hAnsi="Courier New" w:cs="Courier New"/>
+          <w:b/>
+          <w:bCs/>
         </w:rPr>
         <w:t>SLP_S3#</w:t>
       </w:r>
@@ -2020,11 +2066,15 @@
         <w:spacing w:after="0"/>
         <w:rPr>
           <w:rFonts w:ascii="Courier New" w:hAnsi="Courier New" w:cs="Courier New"/>
-        </w:rPr>
-      </w:pPr>
-      <w:r>
-        <w:rPr>
-          <w:rFonts w:ascii="Courier New" w:hAnsi="Courier New" w:cs="Courier New"/>
+          <w:b/>
+          <w:bCs/>
+        </w:rPr>
+      </w:pPr>
+      <w:r>
+        <w:rPr>
+          <w:rFonts w:ascii="Courier New" w:hAnsi="Courier New" w:cs="Courier New"/>
+          <w:b/>
+          <w:bCs/>
         </w:rPr>
         <w:t>↓</w:t>
       </w:r>
@@ -2034,11 +2084,15 @@
         <w:spacing w:after="0"/>
         <w:rPr>
           <w:rFonts w:ascii="Courier New" w:hAnsi="Courier New" w:cs="Courier New"/>
-        </w:rPr>
-      </w:pPr>
-      <w:r>
-        <w:rPr>
-          <w:rFonts w:ascii="Courier New" w:hAnsi="Courier New" w:cs="Courier New"/>
+          <w:b/>
+          <w:bCs/>
+        </w:rPr>
+      </w:pPr>
+      <w:r>
+        <w:rPr>
+          <w:rFonts w:ascii="Courier New" w:hAnsi="Courier New" w:cs="Courier New"/>
+          <w:b/>
+          <w:bCs/>
         </w:rPr>
         <w:t>SYSON / SUSON</w:t>
       </w:r>
@@ -2048,11 +2102,15 @@
         <w:spacing w:after="0"/>
         <w:rPr>
           <w:rFonts w:ascii="Courier New" w:hAnsi="Courier New" w:cs="Courier New"/>
-        </w:rPr>
-      </w:pPr>
-      <w:r>
-        <w:rPr>
-          <w:rFonts w:ascii="Courier New" w:hAnsi="Courier New" w:cs="Courier New"/>
+          <w:b/>
+          <w:bCs/>
+        </w:rPr>
+      </w:pPr>
+      <w:r>
+        <w:rPr>
+          <w:rFonts w:ascii="Courier New" w:hAnsi="Courier New" w:cs="Courier New"/>
+          <w:b/>
+          <w:bCs/>
         </w:rPr>
         <w:t>↓</w:t>
       </w:r>
@@ -2062,11 +2120,15 @@
         <w:spacing w:after="0"/>
         <w:rPr>
           <w:rFonts w:ascii="Courier New" w:hAnsi="Courier New" w:cs="Courier New"/>
-        </w:rPr>
-      </w:pPr>
-      <w:r>
-        <w:rPr>
-          <w:rFonts w:ascii="Courier New" w:hAnsi="Courier New" w:cs="Courier New"/>
+          <w:b/>
+          <w:bCs/>
+        </w:rPr>
+      </w:pPr>
+      <w:r>
+        <w:rPr>
+          <w:rFonts w:ascii="Courier New" w:hAnsi="Courier New" w:cs="Courier New"/>
+          <w:b/>
+          <w:bCs/>
           <w:highlight w:val="yellow"/>
         </w:rPr>
         <w:t>PWM IC ON</w:t>
@@ -2077,11 +2139,15 @@
         <w:spacing w:after="0"/>
         <w:rPr>
           <w:rFonts w:ascii="Courier New" w:hAnsi="Courier New" w:cs="Courier New"/>
-        </w:rPr>
-      </w:pPr>
-      <w:r>
-        <w:rPr>
-          <w:rFonts w:ascii="Courier New" w:hAnsi="Courier New" w:cs="Courier New"/>
+          <w:b/>
+          <w:bCs/>
+        </w:rPr>
+      </w:pPr>
+      <w:r>
+        <w:rPr>
+          <w:rFonts w:ascii="Courier New" w:hAnsi="Courier New" w:cs="Courier New"/>
+          <w:b/>
+          <w:bCs/>
         </w:rPr>
         <w:t>↓</w:t>
       </w:r>
@@ -2091,11 +2157,15 @@
         <w:spacing w:after="0"/>
         <w:rPr>
           <w:rFonts w:ascii="Courier New" w:hAnsi="Courier New" w:cs="Courier New"/>
-        </w:rPr>
-      </w:pPr>
-      <w:r>
-        <w:rPr>
-          <w:rFonts w:ascii="Courier New" w:hAnsi="Courier New" w:cs="Courier New"/>
+          <w:b/>
+          <w:bCs/>
+        </w:rPr>
+      </w:pPr>
+      <w:r>
+        <w:rPr>
+          <w:rFonts w:ascii="Courier New" w:hAnsi="Courier New" w:cs="Courier New"/>
+          <w:b/>
+          <w:bCs/>
         </w:rPr>
         <w:t>+1.05VS</w:t>
       </w:r>
@@ -2362,6 +2432,8 @@
         <w:spacing w:before="100" w:beforeAutospacing="1" w:after="100" w:afterAutospacing="1" w:line="240" w:lineRule="auto"/>
         <w:rPr>
           <w:rFonts w:ascii="Times New Roman" w:eastAsia="Times New Roman" w:hAnsi="Times New Roman" w:cs="Times New Roman"/>
+          <w:b/>
+          <w:bCs/>
           <w:sz w:val="24"/>
           <w:szCs w:val="24"/>
         </w:rPr>
@@ -2388,59 +2460,387 @@
     </w:p>
     <w:p>
       <w:pPr>
+        <w:spacing w:before="100" w:beforeAutospacing="1" w:after="100" w:afterAutospacing="1" w:line="240" w:lineRule="auto"/>
+        <w:rPr>
+          <w:rFonts w:ascii="Times New Roman" w:eastAsia="Times New Roman" w:hAnsi="Times New Roman" w:cs="Times New Roman"/>
+          <w:b/>
+          <w:bCs/>
+          <w:sz w:val="24"/>
+          <w:szCs w:val="24"/>
+        </w:rPr>
+      </w:pPr>
+    </w:p>
+    <w:p>
+      <w:pPr>
+        <w:spacing w:before="100" w:beforeAutospacing="1" w:after="100" w:afterAutospacing="1" w:line="240" w:lineRule="auto"/>
+        <w:rPr>
+          <w:rFonts w:ascii="Times New Roman" w:eastAsia="Times New Roman" w:hAnsi="Times New Roman" w:cs="Times New Roman"/>
+          <w:b/>
+          <w:bCs/>
+          <w:sz w:val="24"/>
+          <w:szCs w:val="24"/>
+        </w:rPr>
+      </w:pPr>
+      <w:r>
+        <w:rPr>
+          <w:rFonts w:ascii="Times New Roman" w:eastAsia="Times New Roman" w:hAnsi="Times New Roman" w:cs="Times New Roman"/>
+          <w:b/>
+          <w:bCs/>
+          <w:sz w:val="24"/>
+          <w:szCs w:val="24"/>
+        </w:rPr>
+        <w:t>Random</w:t>
+      </w:r>
+    </w:p>
+    <w:p>
+      <w:pPr>
+        <w:spacing w:before="100" w:beforeAutospacing="1" w:after="100" w:afterAutospacing="1" w:line="240" w:lineRule="auto"/>
+        <w:rPr>
+          <w:rFonts w:ascii="Times New Roman" w:eastAsia="Times New Roman" w:hAnsi="Times New Roman" w:cs="Times New Roman"/>
+          <w:b/>
+          <w:bCs/>
+          <w:sz w:val="24"/>
+          <w:szCs w:val="24"/>
+        </w:rPr>
+      </w:pPr>
+      <w:r>
+        <w:rPr>
+          <w:rFonts w:ascii="Times New Roman" w:eastAsia="Times New Roman" w:hAnsi="Times New Roman" w:cs="Times New Roman"/>
+          <w:b/>
+          <w:bCs/>
+          <w:sz w:val="24"/>
+          <w:szCs w:val="24"/>
+        </w:rPr>
+        <w:t>Supply for PCH</w:t>
+      </w:r>
+    </w:p>
+    <w:p>
+      <w:pPr>
+        <w:pStyle w:val="Heading2"/>
+        <w:rPr>
+          <w:b/>
+          <w:bCs/>
+        </w:rPr>
+      </w:pPr>
+      <w:r>
+        <w:rPr>
+          <w:b/>
+          <w:bCs/>
+        </w:rPr>
+        <w:t>Simple Comparison</w:t>
+      </w:r>
+    </w:p>
+    <w:tbl>
+      <w:tblPr>
+        <w:tblW w:w="7583" w:type="dxa"/>
+        <w:tblCellSpacing w:w="15" w:type="dxa"/>
+        <w:tblBorders>
+          <w:top w:val="single" w:sz="4" w:space="0" w:color="auto"/>
+          <w:left w:val="single" w:sz="4" w:space="0" w:color="auto"/>
+          <w:bottom w:val="single" w:sz="4" w:space="0" w:color="auto"/>
+          <w:right w:val="single" w:sz="4" w:space="0" w:color="auto"/>
+          <w:insideH w:val="single" w:sz="4" w:space="0" w:color="auto"/>
+          <w:insideV w:val="single" w:sz="4" w:space="0" w:color="auto"/>
+        </w:tblBorders>
+        <w:tblCellMar>
+          <w:top w:w="15" w:type="dxa"/>
+          <w:left w:w="15" w:type="dxa"/>
+          <w:bottom w:w="15" w:type="dxa"/>
+          <w:right w:w="15" w:type="dxa"/>
+        </w:tblCellMar>
+        <w:tblLook w:val="04A0" w:firstRow="1" w:lastRow="0" w:firstColumn="1" w:lastColumn="0" w:noHBand="0" w:noVBand="1"/>
+      </w:tblPr>
+      <w:tblGrid>
+        <w:gridCol w:w="1475"/>
+        <w:gridCol w:w="2952"/>
+        <w:gridCol w:w="3156"/>
+      </w:tblGrid>
+      <w:tr>
+        <w:trPr>
+          <w:trHeight w:val="520"/>
+          <w:tblHeader/>
+          <w:tblCellSpacing w:w="15" w:type="dxa"/>
+        </w:trPr>
+        <w:tc>
+          <w:tcPr>
+            <w:tcW w:w="0" w:type="auto"/>
+            <w:vAlign w:val="center"/>
+            <w:hideMark/>
+          </w:tcPr>
+          <w:p>
+            <w:pPr>
+              <w:jc w:val="center"/>
+              <w:rPr>
+                <w:b/>
+                <w:bCs/>
+              </w:rPr>
+            </w:pPr>
+            <w:r>
+              <w:rPr>
+                <w:b/>
+                <w:bCs/>
+              </w:rPr>
+              <w:t>Voltage</w:t>
+            </w:r>
+          </w:p>
+        </w:tc>
+        <w:tc>
+          <w:tcPr>
+            <w:tcW w:w="0" w:type="auto"/>
+            <w:vAlign w:val="center"/>
+            <w:hideMark/>
+          </w:tcPr>
+          <w:p>
+            <w:pPr>
+              <w:jc w:val="center"/>
+              <w:rPr>
+                <w:b/>
+                <w:bCs/>
+              </w:rPr>
+            </w:pPr>
+            <w:r>
+              <w:rPr>
+                <w:b/>
+                <w:bCs/>
+              </w:rPr>
+              <w:t>Kab aati hai?</w:t>
+            </w:r>
+          </w:p>
+        </w:tc>
+        <w:tc>
+          <w:tcPr>
+            <w:tcW w:w="0" w:type="auto"/>
+            <w:vAlign w:val="center"/>
+            <w:hideMark/>
+          </w:tcPr>
+          <w:p>
+            <w:pPr>
+              <w:jc w:val="center"/>
+              <w:rPr>
+                <w:b/>
+                <w:bCs/>
+              </w:rPr>
+            </w:pPr>
+            <w:r>
+              <w:rPr>
+                <w:b/>
+                <w:bCs/>
+              </w:rPr>
+              <w:t>Kaam</w:t>
+            </w:r>
+          </w:p>
+        </w:tc>
+      </w:tr>
+      <w:tr>
+        <w:trPr>
+          <w:trHeight w:val="503"/>
+          <w:tblCellSpacing w:w="15" w:type="dxa"/>
+        </w:trPr>
+        <w:tc>
+          <w:tcPr>
+            <w:tcW w:w="0" w:type="auto"/>
+            <w:vAlign w:val="center"/>
+            <w:hideMark/>
+          </w:tcPr>
+          <w:p>
+            <w:r>
+              <w:rPr>
+                <w:rStyle w:val="Strong"/>
+              </w:rPr>
+              <w:t>+1.0VALW</w:t>
+            </w:r>
+          </w:p>
+        </w:tc>
+        <w:tc>
+          <w:tcPr>
+            <w:tcW w:w="0" w:type="auto"/>
+            <w:vAlign w:val="center"/>
+            <w:hideMark/>
+          </w:tcPr>
+          <w:p>
+            <w:r>
+              <w:t>Adapter lagte hi</w:t>
+            </w:r>
+          </w:p>
+        </w:tc>
+        <w:tc>
+          <w:tcPr>
+            <w:tcW w:w="0" w:type="auto"/>
+            <w:vAlign w:val="center"/>
+            <w:hideMark/>
+          </w:tcPr>
+          <w:p>
+            <w:r>
+              <w:t>Always ON / RTC / PMU</w:t>
+            </w:r>
+          </w:p>
+        </w:tc>
+      </w:tr>
+      <w:tr>
+        <w:trPr>
+          <w:trHeight w:val="520"/>
+          <w:tblCellSpacing w:w="15" w:type="dxa"/>
+        </w:trPr>
+        <w:tc>
+          <w:tcPr>
+            <w:tcW w:w="0" w:type="auto"/>
+            <w:vAlign w:val="center"/>
+            <w:hideMark/>
+          </w:tcPr>
+          <w:p>
+            <w:pPr>
+              <w:rPr>
+                <w:highlight w:val="yellow"/>
+              </w:rPr>
+            </w:pPr>
+            <w:r>
+              <w:rPr>
+                <w:rStyle w:val="Strong"/>
+                <w:highlight w:val="yellow"/>
+              </w:rPr>
+              <w:t>+1.05VS</w:t>
+            </w:r>
+          </w:p>
+        </w:tc>
+        <w:tc>
+          <w:tcPr>
+            <w:tcW w:w="0" w:type="auto"/>
+            <w:vAlign w:val="center"/>
+            <w:hideMark/>
+          </w:tcPr>
+          <w:p>
+            <w:pPr>
+              <w:rPr>
+                <w:highlight w:val="yellow"/>
+              </w:rPr>
+            </w:pPr>
+            <w:r>
+              <w:rPr>
+                <w:highlight w:val="yellow"/>
+              </w:rPr>
+              <w:t>Power Button ke baad</w:t>
+            </w:r>
+          </w:p>
+        </w:tc>
+        <w:tc>
+          <w:tcPr>
+            <w:tcW w:w="0" w:type="auto"/>
+            <w:vAlign w:val="center"/>
+            <w:hideMark/>
+          </w:tcPr>
+          <w:p>
+            <w:pPr>
+              <w:rPr>
+                <w:highlight w:val="yellow"/>
+              </w:rPr>
+            </w:pPr>
+            <w:r>
+              <w:rPr>
+                <w:highlight w:val="yellow"/>
+              </w:rPr>
+              <w:t>Main SoC Working</w:t>
+            </w:r>
+          </w:p>
+        </w:tc>
+      </w:tr>
+    </w:tbl>
+    <w:p>
+      <w:pPr>
+        <w:spacing w:after="0" w:line="360" w:lineRule="auto"/>
+        <w:rPr>
+          <w:rFonts w:ascii="Courier New" w:hAnsi="Courier New" w:cs="Courier New"/>
+        </w:rPr>
+      </w:pPr>
+    </w:p>
+    <w:p>
+      <w:pPr>
+        <w:spacing w:after="0" w:line="360" w:lineRule="auto"/>
+        <w:rPr>
+          <w:rFonts w:ascii="Courier New" w:hAnsi="Courier New" w:cs="Courier New"/>
+        </w:rPr>
+      </w:pPr>
+      <w:r>
+        <w:rPr>
+          <w:rFonts w:ascii="Courier New" w:hAnsi="Courier New" w:cs="Courier New"/>
+        </w:rPr>
+        <w:t xml:space="preserve">  </w:t>
+      </w:r>
+      <w:r>
+        <w:rPr>
+          <w:rFonts w:ascii="Courier New" w:hAnsi="Courier New" w:cs="Courier New"/>
+          <w:b/>
+          <w:bCs/>
+        </w:rPr>
+        <w:t>+1.0VALW</w:t>
+      </w:r>
+      <w:r>
+        <w:rPr>
+          <w:rFonts w:ascii="Courier New" w:hAnsi="Courier New" w:cs="Courier New"/>
+        </w:rPr>
+        <w:t xml:space="preserve"> → SoC ko "jagaye rakhti" hai (Always Domain). </w:t>
+      </w:r>
+    </w:p>
+    <w:p>
+      <w:pPr>
+        <w:spacing w:after="0" w:line="360" w:lineRule="auto"/>
+        <w:rPr>
+          <w:rFonts w:ascii="Courier New" w:hAnsi="Courier New" w:cs="Courier New"/>
+        </w:rPr>
+      </w:pPr>
+      <w:r>
+        <w:rPr>
+          <w:rFonts w:ascii="Courier New" w:hAnsi="Courier New" w:cs="Courier New"/>
+        </w:rPr>
+        <w:t xml:space="preserve">  </w:t>
+      </w:r>
+      <w:r>
+        <w:rPr>
+          <w:rFonts w:ascii="Courier New" w:hAnsi="Courier New" w:cs="Courier New"/>
+          <w:b/>
+          <w:bCs/>
+        </w:rPr>
+        <w:t>+1.05VS</w:t>
+      </w:r>
+      <w:r>
+        <w:rPr>
+          <w:rFonts w:ascii="Courier New" w:hAnsi="Courier New" w:cs="Courier New"/>
+        </w:rPr>
+        <w:t xml:space="preserve"> → SoC ka main processing section chalati hai.</w:t>
+      </w:r>
+    </w:p>
+    <w:p>
+      <w:pPr>
+        <w:spacing w:after="0" w:line="360" w:lineRule="auto"/>
+        <w:rPr>
+          <w:rFonts w:ascii="Courier New" w:hAnsi="Courier New" w:cs="Courier New"/>
+        </w:rPr>
+      </w:pPr>
+      <w:r>
+        <w:rPr>
+          <w:rFonts w:ascii="Courier New" w:hAnsi="Courier New" w:cs="Courier New"/>
+        </w:rPr>
+        <w:t xml:space="preserve">+1.05V </w:t>
+      </w:r>
+      <w:r>
+        <w:t xml:space="preserve">Ye voltage SoC ke </w:t>
+      </w:r>
+      <w:r>
+        <w:rPr>
+          <w:rStyle w:val="Strong"/>
+        </w:rPr>
+        <w:t>main working logic</w:t>
+      </w:r>
+      <w:r>
+        <w:t xml:space="preserve"> ko chalati hai.</w:t>
+      </w:r>
+    </w:p>
+    <w:p>
+      <w:pPr>
         <w:spacing w:after="0"/>
         <w:rPr>
           <w:rFonts w:ascii="Courier New" w:hAnsi="Courier New" w:cs="Courier New"/>
         </w:rPr>
       </w:pPr>
-      <w:r>
-        <w:rPr>
-          <w:rFonts w:ascii="Courier New" w:hAnsi="Courier New" w:cs="Courier New"/>
-        </w:rPr>
-        <w:t xml:space="preserve">  </w:t>
-      </w:r>
-      <w:r>
-        <w:rPr>
-          <w:rFonts w:ascii="Courier New" w:hAnsi="Courier New" w:cs="Courier New"/>
-          <w:b/>
-          <w:bCs/>
-        </w:rPr>
-        <w:t>+1.0VALW</w:t>
-      </w:r>
-      <w:r>
-        <w:rPr>
-          <w:rFonts w:ascii="Courier New" w:hAnsi="Courier New" w:cs="Courier New"/>
-        </w:rPr>
-        <w:t xml:space="preserve"> → SoC ko "jagaye rakhti" hai (Always Domain). </w:t>
-      </w:r>
-    </w:p>
-    <w:p>
-      <w:pPr>
-        <w:spacing w:after="0"/>
-        <w:rPr>
-          <w:rFonts w:ascii="Courier New" w:hAnsi="Courier New" w:cs="Courier New"/>
-        </w:rPr>
-      </w:pPr>
-      <w:r>
-        <w:rPr>
-          <w:rFonts w:ascii="Courier New" w:hAnsi="Courier New" w:cs="Courier New"/>
-        </w:rPr>
-        <w:t xml:space="preserve">  </w:t>
-      </w:r>
-      <w:r>
-        <w:rPr>
-          <w:rFonts w:ascii="Courier New" w:hAnsi="Courier New" w:cs="Courier New"/>
-          <w:b/>
-          <w:bCs/>
-        </w:rPr>
-        <w:t>+1.05VS</w:t>
-      </w:r>
-      <w:r>
-        <w:rPr>
-          <w:rFonts w:ascii="Courier New" w:hAnsi="Courier New" w:cs="Courier New"/>
-        </w:rPr>
-        <w:t xml:space="preserve"> → SoC ka main processing section chalati hai.</w:t>
-      </w:r>
     </w:p>
     <w:p>
       <w:pPr>
@@ -2502,6 +2902,265 @@
         <w:t>+1.05VS = Main Working Power</w:t>
       </w:r>
     </w:p>
+    <w:p>
+      <w:pPr>
+        <w:spacing w:after="0"/>
+        <w:ind w:left="720"/>
+        <w:rPr>
+          <w:rFonts w:ascii="Courier New" w:hAnsi="Courier New" w:cs="Courier New"/>
+        </w:rPr>
+      </w:pPr>
+    </w:p>
+    <w:p>
+      <w:pPr>
+        <w:pStyle w:val="Heading2"/>
+        <w:spacing w:line="360" w:lineRule="auto"/>
+        <w:rPr>
+          <w:b/>
+          <w:bCs/>
+        </w:rPr>
+      </w:pPr>
+      <w:r>
+        <w:rPr>
+          <w:b/>
+          <w:bCs/>
+        </w:rPr>
+        <w:t>Yaad rakhne ka shortcut</w:t>
+      </w:r>
+    </w:p>
+    <w:tbl>
+      <w:tblPr>
+        <w:tblW w:w="0" w:type="auto"/>
+        <w:tblCellSpacing w:w="15" w:type="dxa"/>
+        <w:tblBorders>
+          <w:top w:val="single" w:sz="4" w:space="0" w:color="auto"/>
+          <w:left w:val="single" w:sz="4" w:space="0" w:color="auto"/>
+          <w:bottom w:val="single" w:sz="4" w:space="0" w:color="auto"/>
+          <w:right w:val="single" w:sz="4" w:space="0" w:color="auto"/>
+          <w:insideH w:val="single" w:sz="4" w:space="0" w:color="auto"/>
+          <w:insideV w:val="single" w:sz="4" w:space="0" w:color="auto"/>
+        </w:tblBorders>
+        <w:tblCellMar>
+          <w:top w:w="15" w:type="dxa"/>
+          <w:left w:w="15" w:type="dxa"/>
+          <w:bottom w:w="15" w:type="dxa"/>
+          <w:right w:w="15" w:type="dxa"/>
+        </w:tblCellMar>
+        <w:tblLook w:val="04A0" w:firstRow="1" w:lastRow="0" w:firstColumn="1" w:lastColumn="0" w:noHBand="0" w:noVBand="1"/>
+      </w:tblPr>
+      <w:tblGrid>
+        <w:gridCol w:w="1455"/>
+        <w:gridCol w:w="3701"/>
+        <w:gridCol w:w="4510"/>
+      </w:tblGrid>
+      <w:tr>
+        <w:trPr>
+          <w:tblHeader/>
+          <w:tblCellSpacing w:w="15" w:type="dxa"/>
+        </w:trPr>
+        <w:tc>
+          <w:tcPr>
+            <w:tcW w:w="0" w:type="auto"/>
+            <w:vAlign w:val="center"/>
+            <w:hideMark/>
+          </w:tcPr>
+          <w:p>
+            <w:pPr>
+              <w:jc w:val="center"/>
+              <w:rPr>
+                <w:b/>
+                <w:bCs/>
+              </w:rPr>
+            </w:pPr>
+            <w:r>
+              <w:rPr>
+                <w:b/>
+                <w:bCs/>
+              </w:rPr>
+              <w:t>Voltage</w:t>
+            </w:r>
+          </w:p>
+        </w:tc>
+        <w:tc>
+          <w:tcPr>
+            <w:tcW w:w="0" w:type="auto"/>
+            <w:vAlign w:val="center"/>
+            <w:hideMark/>
+          </w:tcPr>
+          <w:p>
+            <w:pPr>
+              <w:jc w:val="center"/>
+              <w:rPr>
+                <w:b/>
+                <w:bCs/>
+              </w:rPr>
+            </w:pPr>
+            <w:r>
+              <w:rPr>
+                <w:b/>
+                <w:bCs/>
+              </w:rPr>
+              <w:t>Source</w:t>
+            </w:r>
+          </w:p>
+        </w:tc>
+        <w:tc>
+          <w:tcPr>
+            <w:tcW w:w="0" w:type="auto"/>
+            <w:vAlign w:val="center"/>
+            <w:hideMark/>
+          </w:tcPr>
+          <w:p>
+            <w:pPr>
+              <w:jc w:val="center"/>
+              <w:rPr>
+                <w:b/>
+                <w:bCs/>
+              </w:rPr>
+            </w:pPr>
+            <w:r>
+              <w:rPr>
+                <w:b/>
+                <w:bCs/>
+              </w:rPr>
+              <w:t>Kaam</w:t>
+            </w:r>
+          </w:p>
+        </w:tc>
+      </w:tr>
+      <w:tr>
+        <w:trPr>
+          <w:tblCellSpacing w:w="15" w:type="dxa"/>
+        </w:trPr>
+        <w:tc>
+          <w:tcPr>
+            <w:tcW w:w="0" w:type="auto"/>
+            <w:vAlign w:val="center"/>
+            <w:hideMark/>
+          </w:tcPr>
+          <w:p>
+            <w:r>
+              <w:rPr>
+                <w:rStyle w:val="Strong"/>
+              </w:rPr>
+              <w:t>RTC_VCC (≈3V)</w:t>
+            </w:r>
+          </w:p>
+        </w:tc>
+        <w:tc>
+          <w:tcPr>
+            <w:tcW w:w="0" w:type="auto"/>
+            <w:vAlign w:val="center"/>
+            <w:hideMark/>
+          </w:tcPr>
+          <w:p>
+            <w:r>
+              <w:t>RTC Battery / +3VLP</w:t>
+            </w:r>
+          </w:p>
+        </w:tc>
+        <w:tc>
+          <w:tcPr>
+            <w:tcW w:w="0" w:type="auto"/>
+            <w:vAlign w:val="center"/>
+            <w:hideMark/>
+          </w:tcPr>
+          <w:p>
+            <w:r>
+              <w:t>RTC Clock, CMOS, RTC Domain</w:t>
+            </w:r>
+          </w:p>
+        </w:tc>
+      </w:tr>
+      <w:tr>
+        <w:trPr>
+          <w:tblCellSpacing w:w="15" w:type="dxa"/>
+        </w:trPr>
+        <w:tc>
+          <w:tcPr>
+            <w:tcW w:w="0" w:type="auto"/>
+            <w:vAlign w:val="center"/>
+            <w:hideMark/>
+          </w:tcPr>
+          <w:p>
+            <w:r>
+              <w:rPr>
+                <w:rStyle w:val="Strong"/>
+              </w:rPr>
+              <w:t>+1.0VALW</w:t>
+            </w:r>
+          </w:p>
+        </w:tc>
+        <w:tc>
+          <w:tcPr>
+            <w:tcW w:w="0" w:type="auto"/>
+            <w:vAlign w:val="center"/>
+            <w:hideMark/>
+          </w:tcPr>
+          <w:p>
+            <w:r>
+              <w:t>PWM Controller (Buck Converter)</w:t>
+            </w:r>
+          </w:p>
+        </w:tc>
+        <w:tc>
+          <w:tcPr>
+            <w:tcW w:w="0" w:type="auto"/>
+            <w:vAlign w:val="center"/>
+            <w:hideMark/>
+          </w:tcPr>
+          <w:p>
+            <w:r>
+              <w:t>SoC/PCH Always-On Power Management Domain</w:t>
+            </w:r>
+          </w:p>
+        </w:tc>
+      </w:tr>
+      <w:tr>
+        <w:trPr>
+          <w:tblCellSpacing w:w="15" w:type="dxa"/>
+        </w:trPr>
+        <w:tc>
+          <w:tcPr>
+            <w:tcW w:w="0" w:type="auto"/>
+            <w:vAlign w:val="center"/>
+            <w:hideMark/>
+          </w:tcPr>
+          <w:p>
+            <w:r>
+              <w:rPr>
+                <w:rStyle w:val="Strong"/>
+              </w:rPr>
+              <w:t>+1.05VS</w:t>
+            </w:r>
+          </w:p>
+        </w:tc>
+        <w:tc>
+          <w:tcPr>
+            <w:tcW w:w="0" w:type="auto"/>
+            <w:vAlign w:val="center"/>
+            <w:hideMark/>
+          </w:tcPr>
+          <w:p>
+            <w:r>
+              <w:t>PWM Controller (Power Button ke baad)</w:t>
+            </w:r>
+          </w:p>
+        </w:tc>
+        <w:tc>
+          <w:tcPr>
+            <w:tcW w:w="0" w:type="auto"/>
+            <w:vAlign w:val="center"/>
+            <w:hideMark/>
+          </w:tcPr>
+          <w:p>
+            <w:r>
+              <w:t>SoC Main Working Logic</w:t>
+            </w:r>
+          </w:p>
+        </w:tc>
+      </w:tr>
+    </w:tbl>
     <w:p>
       <w:pPr>
         <w:spacing w:after="0"/>
@@ -2521,7 +3180,7 @@
 </file>
 
 <file path=word/numbering.xml><?xml version="1.0" encoding="utf-8"?>
-<w:numbering xmlns:wpc="http://schemas.microsoft.com/office/word/2010/wordprocessingCanvas" xmlns:cx="http://schemas.microsoft.com/office/drawing/2014/chartex" xmlns:cx1="http://schemas.microsoft.com/office/drawing/2015/9/8/chartex" xmlns:cx2="http://schemas.microsoft.com/office/drawing/2015/10/21/chartex" xmlns:cx3="http://schemas.microsoft.com/office/drawing/2016/5/9/chartex" xmlns:cx4="http://schemas.microsoft.com/office/drawing/2016/5/10/chartex" xmlns:cx5="http://schemas.microsoft.com/office/drawing/2016/5/11/chartex" xmlns:cx6="http://schemas.microsoft.com/office/drawing/2016/5/12/chartex" xmlns:cx7="http://schemas.microsoft.com/office/drawing/2016/5/13/chartex" xmlns:cx8="http://schemas.microsoft.com/office/drawing/2016/5/14/chartex" xmlns:mc="http://schemas.openxmlformats.org/markup-compatibility/2006" xmlns:aink="http://schemas.microsoft.com/office/drawing/2016/ink" xmlns:am3d="http://schemas.microsoft.com/office/drawing/2017/model3d" xmlns:o="urn:schemas-microsoft-com:office:office" xmlns:oel="http://schemas.microsoft.com/office/2019/extlst" xmlns:r="http://schemas.openxmlformats.org/officeDocument/2006/relationships" xmlns:m="http://schemas.openxmlformats.org/officeDocument/2006/math" xmlns:v="urn:schemas-microsoft-com:vml" xmlns:wp14="http://schemas.microsoft.com/office/word/2010/wordprocessingDrawing" xmlns:wp="http://schemas.openxmlformats.org/drawingml/2006/wordprocessingDrawing" xmlns:w10="urn:schemas-microsoft-com:office:word" xmlns:w="http://schemas.openxmlformats.org/wordprocessingml/2006/main" xmlns:w14="http://schemas.microsoft.com/office/word/2010/wordml" xmlns:w15="http://schemas.microsoft.com/office/word/2012/wordml" xmlns:w16cex="http://schemas.microsoft.com/office/word/2018/wordml/cex" xmlns:w16cid="http://schemas.microsoft.com/office/word/2016/wordml/cid" xmlns:w16="http://schemas.microsoft.com/office/word/2018/wordml" xmlns:w16sdtdh="http://schemas.microsoft.com/office/word/2020/wordml/sdtdatahash" xmlns:w16se="http://schemas.microsoft.com/office/word/2015/wordml/symex" xmlns:wpg="http://schemas.microsoft.com/office/word/2010/wordprocessingGroup" xmlns:wpi="http://schemas.microsoft.com/office/word/2010/wordprocessingInk" xmlns:wne="http://schemas.microsoft.com/office/word/2006/wordml" xmlns:wps="http://schemas.microsoft.com/office/word/2010/wordprocessingShape" mc:Ignorable="w14 w15 w16se w16cid w16 w16cex w16sdtdh wp14">
+<w:numbering xmlns:wpc="http://schemas.microsoft.com/office/word/2010/wordprocessingCanvas" xmlns:cx="http://schemas.microsoft.com/office/drawing/2014/chartex" xmlns:cx1="http://schemas.microsoft.com/office/drawing/2015/9/8/chartex" xmlns:cx2="http://schemas.microsoft.com/office/drawing/2015/10/21/chartex" xmlns:cx3="http://schemas.microsoft.com/office/drawing/2016/5/9/chartex" xmlns:cx4="http://schemas.microsoft.com/office/drawing/2016/5/10/chartex" xmlns:cx5="http://schemas.microsoft.com/office/drawing/2016/5/11/chartex" xmlns:cx6="http://schemas.microsoft.com/office/drawing/2016/5/12/chartex" xmlns:cx7="http://schemas.microsoft.com/office/drawing/2016/5/13/chartex" xmlns:cx8="http://schemas.microsoft.com/office/drawing/2016/5/14/chartex" xmlns:mc="http://schemas.openxmlformats.org/markup-compatibility/2006" xmlns:aink="http://schemas.microsoft.com/office/drawing/2016/ink" xmlns:am3d="http://schemas.microsoft.com/office/drawing/2017/model3d" xmlns:o="urn:schemas-microsoft-com:office:office" xmlns:r="http://schemas.openxmlformats.org/officeDocument/2006/relationships" xmlns:m="http://schemas.openxmlformats.org/officeDocument/2006/math" xmlns:v="urn:schemas-microsoft-com:vml" xmlns:wp14="http://schemas.microsoft.com/office/word/2010/wordprocessingDrawing" xmlns:wp="http://schemas.openxmlformats.org/drawingml/2006/wordprocessingDrawing" xmlns:w10="urn:schemas-microsoft-com:office:word" xmlns:w="http://schemas.openxmlformats.org/wordprocessingml/2006/main" xmlns:w14="http://schemas.microsoft.com/office/word/2010/wordml" xmlns:w15="http://schemas.microsoft.com/office/word/2012/wordml" xmlns:w16cex="http://schemas.microsoft.com/office/word/2018/wordml/cex" xmlns:w16cid="http://schemas.microsoft.com/office/word/2016/wordml/cid" xmlns:w16="http://schemas.microsoft.com/office/word/2018/wordml" xmlns:w16sdtdh="http://schemas.microsoft.com/office/word/2020/wordml/sdtdatahash" xmlns:w16se="http://schemas.microsoft.com/office/word/2015/wordml/symex" xmlns:wpg="http://schemas.microsoft.com/office/word/2010/wordprocessingGroup" xmlns:wpi="http://schemas.microsoft.com/office/word/2010/wordprocessingInk" xmlns:wne="http://schemas.microsoft.com/office/word/2006/wordml" xmlns:wps="http://schemas.microsoft.com/office/word/2010/wordprocessingShape" mc:Ignorable="w14 w15 w16se w16cid w16 w16cex w16sdtdh wp14">
   <w:abstractNum w:abstractNumId="0" w15:restartNumberingAfterBreak="0">
     <w:nsid w:val="03451E24"/>
     <w:multiLevelType w:val="multilevel"/>
@@ -3267,19 +3926,19 @@
       </w:rPr>
     </w:lvl>
   </w:abstractNum>
-  <w:num w:numId="1" w16cid:durableId="1254129430">
+  <w:num w:numId="1">
     <w:abstractNumId w:val="3"/>
   </w:num>
-  <w:num w:numId="2" w16cid:durableId="775750834">
+  <w:num w:numId="2">
     <w:abstractNumId w:val="4"/>
   </w:num>
-  <w:num w:numId="3" w16cid:durableId="1586376990">
+  <w:num w:numId="3">
     <w:abstractNumId w:val="1"/>
   </w:num>
-  <w:num w:numId="4" w16cid:durableId="135151062">
+  <w:num w:numId="4">
     <w:abstractNumId w:val="0"/>
   </w:num>
-  <w:num w:numId="5" w16cid:durableId="893083893">
+  <w:num w:numId="5">
     <w:abstractNumId w:val="2"/>
   </w:num>
 </w:numbering>
@@ -3731,6 +4390,7 @@
   <w:style w:type="character" w:default="1" w:styleId="DefaultParagraphFont">
     <w:name w:val="Default Paragraph Font"/>
     <w:uiPriority w:val="1"/>
+    <w:semiHidden/>
     <w:unhideWhenUsed/>
   </w:style>
   <w:style w:type="table" w:default="1" w:styleId="TableNormal">

--- a/Nitya_Laptop/MB Section/5- SIO -EC Requirement and Post Power Btn Pressed/About Signal/SYSON & SUSP/1- SLP_S4# aur SLP_S3#.docx
+++ b/Nitya_Laptop/MB Section/5- SIO -EC Requirement and Post Power Btn Pressed/About Signal/SYSON & SUSP/1- SLP_S4# aur SLP_S3#.docx
@@ -2512,6 +2512,22 @@
           <w:szCs w:val="24"/>
         </w:rPr>
         <w:t>Supply for PCH</w:t>
+      </w:r>
+      <w:r>
+        <w:rPr>
+          <w:rFonts w:ascii="Times New Roman" w:eastAsia="Times New Roman" w:hAnsi="Times New Roman" w:cs="Times New Roman"/>
+          <w:b/>
+          <w:bCs/>
+          <w:sz w:val="24"/>
+          <w:szCs w:val="24"/>
+        </w:rPr>
+        <w:t xml:space="preserve"> </w:t>
+      </w:r>
+      <w:r>
+        <w:rPr>
+          <w:highlight w:val="yellow"/>
+        </w:rPr>
+        <w:t>1.05VALW / VCCPRIM_CORE (Platform dependent)</w:t>
       </w:r>
     </w:p>
     <w:p>

--- a/Nitya_Laptop/MB Section/5- SIO -EC Requirement and Post Power Btn Pressed/About Signal/SYSON & SUSP/1- SLP_S4# aur SLP_S3#.docx
+++ b/Nitya_Laptop/MB Section/5- SIO -EC Requirement and Post Power Btn Pressed/About Signal/SYSON & SUSP/1- SLP_S4# aur SLP_S3#.docx
@@ -1,6 +1,6 @@
 
 <file path=word/document.xml><?xml version="1.0" encoding="utf-8"?>
-<w:document xmlns:wpc="http://schemas.microsoft.com/office/word/2010/wordprocessingCanvas" xmlns:cx="http://schemas.microsoft.com/office/drawing/2014/chartex" xmlns:cx1="http://schemas.microsoft.com/office/drawing/2015/9/8/chartex" xmlns:cx2="http://schemas.microsoft.com/office/drawing/2015/10/21/chartex" xmlns:cx3="http://schemas.microsoft.com/office/drawing/2016/5/9/chartex" xmlns:cx4="http://schemas.microsoft.com/office/drawing/2016/5/10/chartex" xmlns:cx5="http://schemas.microsoft.com/office/drawing/2016/5/11/chartex" xmlns:cx6="http://schemas.microsoft.com/office/drawing/2016/5/12/chartex" xmlns:cx7="http://schemas.microsoft.com/office/drawing/2016/5/13/chartex" xmlns:cx8="http://schemas.microsoft.com/office/drawing/2016/5/14/chartex" xmlns:mc="http://schemas.openxmlformats.org/markup-compatibility/2006" xmlns:aink="http://schemas.microsoft.com/office/drawing/2016/ink" xmlns:am3d="http://schemas.microsoft.com/office/drawing/2017/model3d" xmlns:o="urn:schemas-microsoft-com:office:office" xmlns:r="http://schemas.openxmlformats.org/officeDocument/2006/relationships" xmlns:m="http://schemas.openxmlformats.org/officeDocument/2006/math" xmlns:v="urn:schemas-microsoft-com:vml" xmlns:wp14="http://schemas.microsoft.com/office/word/2010/wordprocessingDrawing" xmlns:wp="http://schemas.openxmlformats.org/drawingml/2006/wordprocessingDrawing" xmlns:w10="urn:schemas-microsoft-com:office:word" xmlns:w="http://schemas.openxmlformats.org/wordprocessingml/2006/main" xmlns:w14="http://schemas.microsoft.com/office/word/2010/wordml" xmlns:w15="http://schemas.microsoft.com/office/word/2012/wordml" xmlns:w16cex="http://schemas.microsoft.com/office/word/2018/wordml/cex" xmlns:w16cid="http://schemas.microsoft.com/office/word/2016/wordml/cid" xmlns:w16="http://schemas.microsoft.com/office/word/2018/wordml" xmlns:w16sdtdh="http://schemas.microsoft.com/office/word/2020/wordml/sdtdatahash" xmlns:w16se="http://schemas.microsoft.com/office/word/2015/wordml/symex" xmlns:wpg="http://schemas.microsoft.com/office/word/2010/wordprocessingGroup" xmlns:wpi="http://schemas.microsoft.com/office/word/2010/wordprocessingInk" xmlns:wne="http://schemas.microsoft.com/office/word/2006/wordml" xmlns:wps="http://schemas.microsoft.com/office/word/2010/wordprocessingShape" mc:Ignorable="w14 w15 w16se w16cid w16 w16cex w16sdtdh wp14">
+<w:document xmlns:wpc="http://schemas.microsoft.com/office/word/2010/wordprocessingCanvas" xmlns:cx="http://schemas.microsoft.com/office/drawing/2014/chartex" xmlns:cx1="http://schemas.microsoft.com/office/drawing/2015/9/8/chartex" xmlns:cx2="http://schemas.microsoft.com/office/drawing/2015/10/21/chartex" xmlns:cx3="http://schemas.microsoft.com/office/drawing/2016/5/9/chartex" xmlns:cx4="http://schemas.microsoft.com/office/drawing/2016/5/10/chartex" xmlns:cx5="http://schemas.microsoft.com/office/drawing/2016/5/11/chartex" xmlns:cx6="http://schemas.microsoft.com/office/drawing/2016/5/12/chartex" xmlns:cx7="http://schemas.microsoft.com/office/drawing/2016/5/13/chartex" xmlns:cx8="http://schemas.microsoft.com/office/drawing/2016/5/14/chartex" xmlns:mc="http://schemas.openxmlformats.org/markup-compatibility/2006" xmlns:aink="http://schemas.microsoft.com/office/drawing/2016/ink" xmlns:am3d="http://schemas.microsoft.com/office/drawing/2017/model3d" xmlns:o="urn:schemas-microsoft-com:office:office" xmlns:oel="http://schemas.microsoft.com/office/2019/extlst" xmlns:r="http://schemas.openxmlformats.org/officeDocument/2006/relationships" xmlns:m="http://schemas.openxmlformats.org/officeDocument/2006/math" xmlns:v="urn:schemas-microsoft-com:vml" xmlns:wp14="http://schemas.microsoft.com/office/word/2010/wordprocessingDrawing" xmlns:wp="http://schemas.openxmlformats.org/drawingml/2006/wordprocessingDrawing" xmlns:w10="urn:schemas-microsoft-com:office:word" xmlns:w="http://schemas.openxmlformats.org/wordprocessingml/2006/main" xmlns:w14="http://schemas.microsoft.com/office/word/2010/wordml" xmlns:w15="http://schemas.microsoft.com/office/word/2012/wordml" xmlns:w16cex="http://schemas.microsoft.com/office/word/2018/wordml/cex" xmlns:w16cid="http://schemas.microsoft.com/office/word/2016/wordml/cid" xmlns:w16="http://schemas.microsoft.com/office/word/2018/wordml" xmlns:w16sdtdh="http://schemas.microsoft.com/office/word/2020/wordml/sdtdatahash" xmlns:w16se="http://schemas.microsoft.com/office/word/2015/wordml/symex" xmlns:wpg="http://schemas.microsoft.com/office/word/2010/wordprocessingGroup" xmlns:wpi="http://schemas.microsoft.com/office/word/2010/wordprocessingInk" xmlns:wne="http://schemas.microsoft.com/office/word/2006/wordml" xmlns:wps="http://schemas.microsoft.com/office/word/2010/wordprocessingShape" mc:Ignorable="w14 w15 w16se w16cid w16 w16cex w16sdtdh wp14">
   <w:body>
     <w:p>
       <w:pPr>
@@ -2881,21 +2881,17 @@
         <w:spacing w:after="0"/>
         <w:rPr>
           <w:rFonts w:ascii="Courier New" w:hAnsi="Courier New" w:cs="Courier New"/>
-        </w:rPr>
-      </w:pPr>
-      <w:r>
-        <w:rPr>
-          <w:rFonts w:ascii="Courier New" w:hAnsi="Courier New" w:cs="Courier New"/>
-          <w:b/>
-          <w:bCs/>
-        </w:rPr>
-        <w:t>+1.0VALW = Always ON Power</w:t>
-      </w:r>
-      <w:r>
-        <w:rPr>
-          <w:rFonts w:ascii="Courier New" w:hAnsi="Courier New" w:cs="Courier New"/>
-        </w:rPr>
-        <w:t xml:space="preserve"> </w:t>
+          <w:b/>
+          <w:bCs/>
+        </w:rPr>
+      </w:pPr>
+      <w:r>
+        <w:rPr>
+          <w:rFonts w:ascii="Courier New" w:hAnsi="Courier New" w:cs="Courier New"/>
+          <w:b/>
+          <w:bCs/>
+        </w:rPr>
+        <w:t xml:space="preserve">+1.0VALW = Always ON Power </w:t>
       </w:r>
     </w:p>
     <w:p>
@@ -3196,7 +3192,7 @@
 </file>
 
 <file path=word/numbering.xml><?xml version="1.0" encoding="utf-8"?>
-<w:numbering xmlns:wpc="http://schemas.microsoft.com/office/word/2010/wordprocessingCanvas" xmlns:cx="http://schemas.microsoft.com/office/drawing/2014/chartex" xmlns:cx1="http://schemas.microsoft.com/office/drawing/2015/9/8/chartex" xmlns:cx2="http://schemas.microsoft.com/office/drawing/2015/10/21/chartex" xmlns:cx3="http://schemas.microsoft.com/office/drawing/2016/5/9/chartex" xmlns:cx4="http://schemas.microsoft.com/office/drawing/2016/5/10/chartex" xmlns:cx5="http://schemas.microsoft.com/office/drawing/2016/5/11/chartex" xmlns:cx6="http://schemas.microsoft.com/office/drawing/2016/5/12/chartex" xmlns:cx7="http://schemas.microsoft.com/office/drawing/2016/5/13/chartex" xmlns:cx8="http://schemas.microsoft.com/office/drawing/2016/5/14/chartex" xmlns:mc="http://schemas.openxmlformats.org/markup-compatibility/2006" xmlns:aink="http://schemas.microsoft.com/office/drawing/2016/ink" xmlns:am3d="http://schemas.microsoft.com/office/drawing/2017/model3d" xmlns:o="urn:schemas-microsoft-com:office:office" xmlns:r="http://schemas.openxmlformats.org/officeDocument/2006/relationships" xmlns:m="http://schemas.openxmlformats.org/officeDocument/2006/math" xmlns:v="urn:schemas-microsoft-com:vml" xmlns:wp14="http://schemas.microsoft.com/office/word/2010/wordprocessingDrawing" xmlns:wp="http://schemas.openxmlformats.org/drawingml/2006/wordprocessingDrawing" xmlns:w10="urn:schemas-microsoft-com:office:word" xmlns:w="http://schemas.openxmlformats.org/wordprocessingml/2006/main" xmlns:w14="http://schemas.microsoft.com/office/word/2010/wordml" xmlns:w15="http://schemas.microsoft.com/office/word/2012/wordml" xmlns:w16cex="http://schemas.microsoft.com/office/word/2018/wordml/cex" xmlns:w16cid="http://schemas.microsoft.com/office/word/2016/wordml/cid" xmlns:w16="http://schemas.microsoft.com/office/word/2018/wordml" xmlns:w16sdtdh="http://schemas.microsoft.com/office/word/2020/wordml/sdtdatahash" xmlns:w16se="http://schemas.microsoft.com/office/word/2015/wordml/symex" xmlns:wpg="http://schemas.microsoft.com/office/word/2010/wordprocessingGroup" xmlns:wpi="http://schemas.microsoft.com/office/word/2010/wordprocessingInk" xmlns:wne="http://schemas.microsoft.com/office/word/2006/wordml" xmlns:wps="http://schemas.microsoft.com/office/word/2010/wordprocessingShape" mc:Ignorable="w14 w15 w16se w16cid w16 w16cex w16sdtdh wp14">
+<w:numbering xmlns:wpc="http://schemas.microsoft.com/office/word/2010/wordprocessingCanvas" xmlns:cx="http://schemas.microsoft.com/office/drawing/2014/chartex" xmlns:cx1="http://schemas.microsoft.com/office/drawing/2015/9/8/chartex" xmlns:cx2="http://schemas.microsoft.com/office/drawing/2015/10/21/chartex" xmlns:cx3="http://schemas.microsoft.com/office/drawing/2016/5/9/chartex" xmlns:cx4="http://schemas.microsoft.com/office/drawing/2016/5/10/chartex" xmlns:cx5="http://schemas.microsoft.com/office/drawing/2016/5/11/chartex" xmlns:cx6="http://schemas.microsoft.com/office/drawing/2016/5/12/chartex" xmlns:cx7="http://schemas.microsoft.com/office/drawing/2016/5/13/chartex" xmlns:cx8="http://schemas.microsoft.com/office/drawing/2016/5/14/chartex" xmlns:mc="http://schemas.openxmlformats.org/markup-compatibility/2006" xmlns:aink="http://schemas.microsoft.com/office/drawing/2016/ink" xmlns:am3d="http://schemas.microsoft.com/office/drawing/2017/model3d" xmlns:o="urn:schemas-microsoft-com:office:office" xmlns:oel="http://schemas.microsoft.com/office/2019/extlst" xmlns:r="http://schemas.openxmlformats.org/officeDocument/2006/relationships" xmlns:m="http://schemas.openxmlformats.org/officeDocument/2006/math" xmlns:v="urn:schemas-microsoft-com:vml" xmlns:wp14="http://schemas.microsoft.com/office/word/2010/wordprocessingDrawing" xmlns:wp="http://schemas.openxmlformats.org/drawingml/2006/wordprocessingDrawing" xmlns:w10="urn:schemas-microsoft-com:office:word" xmlns:w="http://schemas.openxmlformats.org/wordprocessingml/2006/main" xmlns:w14="http://schemas.microsoft.com/office/word/2010/wordml" xmlns:w15="http://schemas.microsoft.com/office/word/2012/wordml" xmlns:w16cex="http://schemas.microsoft.com/office/word/2018/wordml/cex" xmlns:w16cid="http://schemas.microsoft.com/office/word/2016/wordml/cid" xmlns:w16="http://schemas.microsoft.com/office/word/2018/wordml" xmlns:w16sdtdh="http://schemas.microsoft.com/office/word/2020/wordml/sdtdatahash" xmlns:w16se="http://schemas.microsoft.com/office/word/2015/wordml/symex" xmlns:wpg="http://schemas.microsoft.com/office/word/2010/wordprocessingGroup" xmlns:wpi="http://schemas.microsoft.com/office/word/2010/wordprocessingInk" xmlns:wne="http://schemas.microsoft.com/office/word/2006/wordml" xmlns:wps="http://schemas.microsoft.com/office/word/2010/wordprocessingShape" mc:Ignorable="w14 w15 w16se w16cid w16 w16cex w16sdtdh wp14">
   <w:abstractNum w:abstractNumId="0" w15:restartNumberingAfterBreak="0">
     <w:nsid w:val="03451E24"/>
     <w:multiLevelType w:val="multilevel"/>
@@ -3942,19 +3938,19 @@
       </w:rPr>
     </w:lvl>
   </w:abstractNum>
-  <w:num w:numId="1">
+  <w:num w:numId="1" w16cid:durableId="250892029">
     <w:abstractNumId w:val="3"/>
   </w:num>
-  <w:num w:numId="2">
+  <w:num w:numId="2" w16cid:durableId="576789358">
     <w:abstractNumId w:val="4"/>
   </w:num>
-  <w:num w:numId="3">
+  <w:num w:numId="3" w16cid:durableId="2066223321">
     <w:abstractNumId w:val="1"/>
   </w:num>
-  <w:num w:numId="4">
+  <w:num w:numId="4" w16cid:durableId="241064269">
     <w:abstractNumId w:val="0"/>
   </w:num>
-  <w:num w:numId="5">
+  <w:num w:numId="5" w16cid:durableId="487987116">
     <w:abstractNumId w:val="2"/>
   </w:num>
 </w:numbering>

--- a/Nitya_Laptop/MB Section/5- SIO -EC Requirement and Post Power Btn Pressed/About Signal/SYSON & SUSP/1- SLP_S4# aur SLP_S3#.docx
+++ b/Nitya_Laptop/MB Section/5- SIO -EC Requirement and Post Power Btn Pressed/About Signal/SYSON & SUSP/1- SLP_S4# aur SLP_S3#.docx
@@ -2237,6 +2237,7 @@
           <w:rFonts w:ascii="Times New Roman" w:eastAsia="Times New Roman" w:hAnsi="Times New Roman" w:cs="Times New Roman"/>
           <w:sz w:val="24"/>
           <w:szCs w:val="24"/>
+          <w:highlight w:val="yellow"/>
         </w:rPr>
         <w:t xml:space="preserve">Ye </w:t>
       </w:r>
@@ -2247,6 +2248,7 @@
           <w:bCs/>
           <w:sz w:val="24"/>
           <w:szCs w:val="24"/>
+          <w:highlight w:val="yellow"/>
         </w:rPr>
         <w:t>+1.05VS</w:t>
       </w:r>
@@ -2255,6 +2257,7 @@
           <w:rFonts w:ascii="Times New Roman" w:eastAsia="Times New Roman" w:hAnsi="Times New Roman" w:cs="Times New Roman"/>
           <w:sz w:val="24"/>
           <w:szCs w:val="24"/>
+          <w:highlight w:val="yellow"/>
         </w:rPr>
         <w:t xml:space="preserve"> ya </w:t>
       </w:r>
@@ -2265,6 +2268,7 @@
           <w:bCs/>
           <w:sz w:val="24"/>
           <w:szCs w:val="24"/>
+          <w:highlight w:val="yellow"/>
         </w:rPr>
         <w:t>VCCCORE / VCCIO</w:t>
       </w:r>
@@ -2273,6 +2277,7 @@
           <w:rFonts w:ascii="Times New Roman" w:eastAsia="Times New Roman" w:hAnsi="Times New Roman" w:cs="Times New Roman"/>
           <w:sz w:val="24"/>
           <w:szCs w:val="24"/>
+          <w:highlight w:val="yellow"/>
         </w:rPr>
         <w:t xml:space="preserve"> wali voltage hoti hai.</w:t>
       </w:r>
